--- a/オブジェクト指向言語レポート_notification_hub.docx
+++ b/オブジェクト指向言語レポート_notification_hub.docx
@@ -78,20 +78,124 @@
     <w:p>
       <w:pPr>
         <w:rPr>
-          <w:rFonts w:ascii="ＭＳ 明朝" w:eastAsia="ＭＳ 明朝" w:hAnsi="ＭＳ 明朝"/>
-        </w:rPr>
-      </w:pPr>
-      <w:r>
-        <w:rPr>
           <w:rFonts w:ascii="ＭＳ 明朝" w:eastAsia="ＭＳ 明朝" w:hAnsi="ＭＳ 明朝" w:hint="eastAsia"/>
         </w:rPr>
-        <w:t>本アプリケーション「通知Hub (Notification Hub)」は、各種イベント（コンソールでの手動入力やフォルダ内へのファイル追加など）の発生をリアルタイムに検知し、あらかじめ登録された複数の通知プラグイン（Discord Webhook、Telegram Bot API、OS標準デスクトップ通知など）へ一括で通知を送信・管理する通知一元管理システムである。Java標準ライブラリ（java.net.http, javax.swing, java.awt.SystemTray）のみを用いて構築しており、設定ファイルの変更やGUI上のリアルタイム操作によって、ソースコードの変更なしに通知先を動的に拡張できる特徴を持つ。</w:t>
+      </w:pPr>
+      <w:r>
+        <w:rPr>
+          <w:rFonts w:ascii="ＭＳ 明朝" w:eastAsia="ＭＳ 明朝" w:hAnsi="ＭＳ 明朝"/>
+        </w:rPr>
+        <w:t>本アプリケーション「通知Hub (Notification Hub)」は、手動入力によるメッセージ送信や、大学の授業資料・課題の配布更新を自動検知し、複数の連絡手段へ一括配信する『マルチチャネル情報監視・通知システム』である。</w:t>
+      </w:r>
+    </w:p>
+    <w:p>
+      <w:pPr>
+        <w:rPr>
+          <w:rFonts w:ascii="ＭＳ 明朝" w:eastAsia="ＭＳ 明朝" w:hAnsi="ＭＳ 明朝"/>
+        </w:rPr>
+      </w:pPr>
+    </w:p>
+    <w:p>
+      <w:pPr>
+        <w:rPr>
+          <w:rFonts w:ascii="ＭＳ 明朝" w:eastAsia="ＭＳ 明朝" w:hAnsi="ＭＳ 明朝" w:hint="eastAsia"/>
+        </w:rPr>
+      </w:pPr>
+      <w:r>
+        <w:rPr>
+          <w:rFonts w:ascii="ＭＳ 明朝" w:eastAsia="ＭＳ 明朝" w:hAnsi="ＭＳ 明朝"/>
+        </w:rPr>
+        <w:t>【主な機能と使用例】</w:t>
+      </w:r>
+    </w:p>
+    <w:p>
+      <w:pPr>
+        <w:rPr>
+          <w:rFonts w:ascii="ＭＳ 明朝" w:eastAsia="ＭＳ 明朝" w:hAnsi="ＭＳ 明朝"/>
+        </w:rPr>
+      </w:pPr>
+      <w:r>
+        <w:rPr>
+          <w:rFonts w:ascii="ＭＳ 明朝" w:eastAsia="ＭＳ 明朝" w:hAnsi="ＭＳ 明朝" w:hint="eastAsia"/>
+        </w:rPr>
+        <w:t>・</w:t>
+      </w:r>
+      <w:r>
+        <w:rPr>
+          <w:rFonts w:ascii="ＭＳ 明朝" w:eastAsia="ＭＳ 明朝" w:hAnsi="ＭＳ 明朝"/>
+        </w:rPr>
+        <w:t>メッセージの手動一括通知機能（GUI送信）</w:t>
+      </w:r>
+    </w:p>
+    <w:p>
+      <w:pPr>
+        <w:rPr>
+          <w:rFonts w:ascii="ＭＳ 明朝" w:eastAsia="ＭＳ 明朝" w:hAnsi="ＭＳ 明朝"/>
+        </w:rPr>
+      </w:pPr>
+      <w:r>
+        <w:rPr>
+          <w:rFonts w:ascii="ＭＳ 明朝" w:eastAsia="ＭＳ 明朝" w:hAnsi="ＭＳ 明朝"/>
+        </w:rPr>
+        <w:t>GUI画面から任意のメッセージと優先度（INFO, WARNING, CRITICAL）を入力して送信することで、登録された複数の通知先へ即座に一斉配信する。グループワークでの緊急連絡や提出期限直前のリマインドなど、重要メッセージの伝達漏れ・見落としを防ぐ。</w:t>
+      </w:r>
+    </w:p>
+    <w:p>
+      <w:pPr>
+        <w:rPr>
+          <w:rFonts w:ascii="ＭＳ 明朝" w:eastAsia="ＭＳ 明朝" w:hAnsi="ＭＳ 明朝" w:hint="eastAsia"/>
+        </w:rPr>
+      </w:pPr>
+    </w:p>
+    <w:p>
+      <w:pPr>
+        <w:rPr>
+          <w:rFonts w:ascii="ＭＳ 明朝" w:eastAsia="ＭＳ 明朝" w:hAnsi="ＭＳ 明朝"/>
+        </w:rPr>
+      </w:pPr>
+      <w:r>
+        <w:rPr>
+          <w:rFonts w:ascii="ＭＳ 明朝" w:eastAsia="ＭＳ 明朝" w:hAnsi="ＭＳ 明朝" w:hint="eastAsia"/>
+        </w:rPr>
+        <w:t>・</w:t>
+      </w:r>
+      <w:r>
+        <w:rPr>
+          <w:rFonts w:ascii="ＭＳ 明朝" w:eastAsia="ＭＳ 明朝" w:hAnsi="ＭＳ 明朝"/>
+        </w:rPr>
+        <w:t>クラウド同期フォルダの自動監視通知機能 (FileWatcher)</w:t>
+      </w:r>
+    </w:p>
+    <w:p>
+      <w:pPr>
+        <w:rPr>
+          <w:rFonts w:ascii="ＭＳ 明朝" w:eastAsia="ＭＳ 明朝" w:hAnsi="ＭＳ 明朝"/>
+        </w:rPr>
+      </w:pPr>
+      <w:r>
+        <w:rPr>
+          <w:rFonts w:ascii="ＭＳ 明朝" w:eastAsia="ＭＳ 明朝" w:hAnsi="ＭＳ 明朝"/>
+        </w:rPr>
+        <w:t>Microsoft Teams や OneDrive などのクラス共有フォルダ（PC内同期フォルダ）をバックグラウンドで常時監視し、先生が新しい授業資料や課題ファイルを追加した瞬間に自動検知して一斉通知を飛ばし、資料の確認漏れを防止する。</w:t>
+      </w:r>
+    </w:p>
+    <w:p>
+      <w:pPr>
+        <w:rPr>
+          <w:rFonts w:ascii="ＭＳ 明朝" w:eastAsia="ＭＳ 明朝" w:hAnsi="ＭＳ 明朝" w:hint="eastAsia"/>
+        </w:rPr>
+      </w:pPr>
+    </w:p>
+    <w:p>
+      <w:r>
+        <w:rPr>
+          <w:rFonts w:ascii="ＭＳ 明朝" w:eastAsia="ＭＳ 明朝" w:hAnsi="ＭＳ 明朝"/>
+        </w:rPr>
+        <w:t>Java標準ライブラリ（java.net.http, javax.swing, java.awt.SystemTray）のみを用いて構築しており、設定ファイル（config.properties）の記述変更やGUI上のチェックボックス操作だけで、ソースコードの再コンパイルを行うことなく通知先を動的に追加・除外（機能拡張）できる柔軟なアーキテクチャを実現している。</w:t>
       </w:r>
     </w:p>
     <w:p/>
     <w:p/>
-    <w:p/>
-    <w:p/>
     <w:p>
       <w:pPr>
         <w:pStyle w:val="2"/>
@@ -103,6 +207,7 @@
         <w:rPr>
           <w:rFonts w:ascii="ＭＳ ゴシック" w:eastAsia="ＭＳ ゴシック" w:hAnsi="ＭＳ ゴシック" w:hint="eastAsia"/>
         </w:rPr>
+        <w:lastRenderedPageBreak/>
         <w:t>導入したデザインパターン</w:t>
       </w:r>
     </w:p>
@@ -136,7 +241,43 @@
         <w:rPr>
           <w:rFonts w:ascii="ＭＳ 明朝" w:eastAsia="ＭＳ 明朝" w:hAnsi="ＭＳ 明朝" w:hint="eastAsia"/>
         </w:rPr>
-        <w:t>【箇所】 plugin.NotificationPlugin インターフェース、および各具象クラス (DiscordNotifier, TelegramNotifier, DesktopNotifier) 【狙い】 通知送信処理を抽象化・カプセル化することで、新しい通知手段（LINEやSlack等）を追加する際に EventManager や App などのコアコードを変更せず、新クラスを追加するだけで容易に拡張可能にするため（開放閉鎖の原則 / Open-Closed Principle の実現）。</w:t>
+        <w:t>【箇所】 plugin.NotificationPlugin インターフェース、および</w:t>
+      </w:r>
+      <w:r>
+        <w:rPr>
+          <w:rFonts w:ascii="ＭＳ 明朝" w:eastAsia="ＭＳ 明朝" w:hAnsi="ＭＳ 明朝" w:hint="eastAsia"/>
+        </w:rPr>
+        <w:t>通知機能のための各</w:t>
+      </w:r>
+      <w:r>
+        <w:rPr>
+          <w:rFonts w:ascii="ＭＳ 明朝" w:eastAsia="ＭＳ 明朝" w:hAnsi="ＭＳ 明朝" w:hint="eastAsia"/>
+        </w:rPr>
+        <w:t>クラス(DiscordNotifier, TelegramNotifier, DesktopNotifier) 【狙い】 通知送信処理を抽象化・カプセル化することで、新しい通知手段（LINEやSlack等）を追加する際に</w:t>
+      </w:r>
+      <w:r>
+        <w:rPr>
+          <w:rFonts w:ascii="ＭＳ 明朝" w:eastAsia="ＭＳ 明朝" w:hAnsi="ＭＳ 明朝" w:hint="eastAsia"/>
+        </w:rPr>
+        <w:t>既存のコード</w:t>
+      </w:r>
+      <w:r>
+        <w:rPr>
+          <w:rFonts w:ascii="ＭＳ 明朝" w:eastAsia="ＭＳ 明朝" w:hAnsi="ＭＳ 明朝" w:hint="eastAsia"/>
+        </w:rPr>
+        <w:t>を変更せず、新クラスを追加するだけで容易に拡張可能にする</w:t>
+      </w:r>
+      <w:r>
+        <w:rPr>
+          <w:rFonts w:ascii="ＭＳ 明朝" w:eastAsia="ＭＳ 明朝" w:hAnsi="ＭＳ 明朝" w:hint="eastAsia"/>
+        </w:rPr>
+        <w:t>こと</w:t>
+      </w:r>
+      <w:r>
+        <w:rPr>
+          <w:rFonts w:ascii="ＭＳ 明朝" w:eastAsia="ＭＳ 明朝" w:hAnsi="ＭＳ 明朝" w:hint="eastAsia"/>
+        </w:rPr>
+        <w:t>。</w:t>
       </w:r>
     </w:p>
     <w:p>
@@ -163,7 +304,6 @@
         <w:rPr>
           <w:rFonts w:ascii="ＭＳ 明朝" w:eastAsia="ＭＳ 明朝" w:hAnsi="ＭＳ 明朝" w:hint="eastAsia"/>
         </w:rPr>
-        <w:lastRenderedPageBreak/>
         <w:t>Observer パターン（その２）</w:t>
       </w:r>
     </w:p>
@@ -260,6 +400,46 @@
           <w:rFonts w:ascii="ＭＳ 明朝" w:eastAsia="ＭＳ 明朝" w:hAnsi="ＭＳ 明朝" w:hint="eastAsia"/>
         </w:rPr>
         <w:t>ここにデザインパターンで機能を拡張する前の実行結果を画像化して添付する。</w:t>
+      </w:r>
+    </w:p>
+    <w:p>
+      <w:r>
+        <w:lastRenderedPageBreak/>
+        <w:drawing>
+          <wp:inline distT="0" distB="0" distL="0" distR="0" wp14:anchorId="2569F0DD" wp14:editId="42AC8483">
+            <wp:extent cx="5396230" cy="3034030"/>
+            <wp:effectExtent l="0" t="0" r="0" b="0"/>
+            <wp:docPr id="1278413310" name="図 1"/>
+            <wp:cNvGraphicFramePr>
+              <a:graphicFrameLocks xmlns:a="http://schemas.openxmlformats.org/drawingml/2006/main" noChangeAspect="1"/>
+            </wp:cNvGraphicFramePr>
+            <a:graphic xmlns:a="http://schemas.openxmlformats.org/drawingml/2006/main">
+              <a:graphicData uri="http://schemas.openxmlformats.org/drawingml/2006/picture">
+                <pic:pic xmlns:pic="http://schemas.openxmlformats.org/drawingml/2006/picture">
+                  <pic:nvPicPr>
+                    <pic:cNvPr id="1278413310" name=""/>
+                    <pic:cNvPicPr/>
+                  </pic:nvPicPr>
+                  <pic:blipFill>
+                    <a:blip r:embed="rId10"/>
+                    <a:stretch>
+                      <a:fillRect/>
+                    </a:stretch>
+                  </pic:blipFill>
+                  <pic:spPr>
+                    <a:xfrm>
+                      <a:off x="0" y="0"/>
+                      <a:ext cx="5396230" cy="3034030"/>
+                    </a:xfrm>
+                    <a:prstGeom prst="rect">
+                      <a:avLst/>
+                    </a:prstGeom>
+                  </pic:spPr>
+                </pic:pic>
+              </a:graphicData>
+            </a:graphic>
+          </wp:inline>
+        </w:drawing>
       </w:r>
     </w:p>
     <w:p/>
@@ -273,7 +453,6 @@
     <w:p/>
     <w:p/>
     <w:p/>
-    <w:p/>
     <w:p>
       <w:pPr>
         <w:pStyle w:val="3"/>
@@ -307,6 +486,46 @@
           <w:rFonts w:ascii="ＭＳ 明朝" w:eastAsia="ＭＳ 明朝" w:hAnsi="ＭＳ 明朝"/>
         </w:rPr>
       </w:pPr>
+      <w:r>
+        <w:rPr>
+          <w:rFonts w:ascii="ＭＳ 明朝" w:eastAsia="ＭＳ 明朝" w:hAnsi="ＭＳ 明朝"/>
+        </w:rPr>
+        <w:drawing>
+          <wp:inline distT="0" distB="0" distL="0" distR="0" wp14:anchorId="6775BF81" wp14:editId="29AD2EC9">
+            <wp:extent cx="5396230" cy="3034030"/>
+            <wp:effectExtent l="0" t="0" r="0" b="0"/>
+            <wp:docPr id="1080443943" name="図 1"/>
+            <wp:cNvGraphicFramePr>
+              <a:graphicFrameLocks xmlns:a="http://schemas.openxmlformats.org/drawingml/2006/main" noChangeAspect="1"/>
+            </wp:cNvGraphicFramePr>
+            <a:graphic xmlns:a="http://schemas.openxmlformats.org/drawingml/2006/main">
+              <a:graphicData uri="http://schemas.openxmlformats.org/drawingml/2006/picture">
+                <pic:pic xmlns:pic="http://schemas.openxmlformats.org/drawingml/2006/picture">
+                  <pic:nvPicPr>
+                    <pic:cNvPr id="1080443943" name=""/>
+                    <pic:cNvPicPr/>
+                  </pic:nvPicPr>
+                  <pic:blipFill>
+                    <a:blip r:embed="rId11"/>
+                    <a:stretch>
+                      <a:fillRect/>
+                    </a:stretch>
+                  </pic:blipFill>
+                  <pic:spPr>
+                    <a:xfrm>
+                      <a:off x="0" y="0"/>
+                      <a:ext cx="5396230" cy="3034030"/>
+                    </a:xfrm>
+                    <a:prstGeom prst="rect">
+                      <a:avLst/>
+                    </a:prstGeom>
+                  </pic:spPr>
+                </pic:pic>
+              </a:graphicData>
+            </a:graphic>
+          </wp:inline>
+        </w:drawing>
+      </w:r>
     </w:p>
     <w:p>
       <w:pPr>
@@ -1907,6 +2126,23 @@
 </file>
 
 <file path=customXml/item1.xml><?xml version="1.0" encoding="utf-8"?>
+<p:properties xmlns:p="http://schemas.microsoft.com/office/2006/metadata/properties" xmlns:xsi="http://www.w3.org/2001/XMLSchema-instance" xmlns:pc="http://schemas.microsoft.com/office/infopath/2007/PartnerControls">
+  <documentManagement>
+    <ReferenceId xmlns="bc915e00-0b1e-4a50-aa8b-ff84cc0d241c" xsi:nil="true"/>
+  </documentManagement>
+</p:properties>
+</file>
+
+<file path=customXml/item2.xml><?xml version="1.0" encoding="utf-8"?>
+<?mso-contentType ?>
+<FormTemplates xmlns="http://schemas.microsoft.com/sharepoint/v3/contenttype/forms">
+  <Display>DocumentLibraryForm</Display>
+  <Edit>DocumentLibraryForm</Edit>
+  <New>DocumentLibraryForm</New>
+</FormTemplates>
+</file>
+
+<file path=customXml/item3.xml><?xml version="1.0" encoding="utf-8"?>
 <ct:contentTypeSchema xmlns:ct="http://schemas.microsoft.com/office/2006/metadata/contentType" xmlns:ma="http://schemas.microsoft.com/office/2006/metadata/properties/metaAttributes" ct:_="" ma:_="" ma:contentTypeName="ドキュメント" ma:contentTypeID="0x010100F3FFD58871A9D54483CA229D008B3C02" ma:contentTypeVersion="1" ma:contentTypeDescription="新しいドキュメントを作成します。" ma:contentTypeScope="" ma:versionID="e0f07408bb77d7b7724d7900e8b67fc1">
   <xsd:schema xmlns:xsd="http://www.w3.org/2001/XMLSchema" xmlns:xs="http://www.w3.org/2001/XMLSchema" xmlns:p="http://schemas.microsoft.com/office/2006/metadata/properties" xmlns:ns2="bc915e00-0b1e-4a50-aa8b-ff84cc0d241c" targetNamespace="http://schemas.microsoft.com/office/2006/metadata/properties" ma:root="true" ma:fieldsID="387a0dde9553b5c470a0909512880998" ns2:_="">
     <xsd:import namespace="bc915e00-0b1e-4a50-aa8b-ff84cc0d241c"/>
@@ -2032,24 +2268,25 @@
 </ct:contentTypeSchema>
 </file>
 
-<file path=customXml/item2.xml><?xml version="1.0" encoding="utf-8"?>
-<p:properties xmlns:p="http://schemas.microsoft.com/office/2006/metadata/properties" xmlns:xsi="http://www.w3.org/2001/XMLSchema-instance" xmlns:pc="http://schemas.microsoft.com/office/infopath/2007/PartnerControls">
-  <documentManagement>
-    <ReferenceId xmlns="bc915e00-0b1e-4a50-aa8b-ff84cc0d241c" xsi:nil="true"/>
-  </documentManagement>
-</p:properties>
+<file path=customXml/itemProps1.xml><?xml version="1.0" encoding="utf-8"?>
+<ds:datastoreItem xmlns:ds="http://schemas.openxmlformats.org/officeDocument/2006/customXml" ds:itemID="{63145C7B-277E-439F-B868-7C4C479963D8}">
+  <ds:schemaRefs>
+    <ds:schemaRef ds:uri="http://schemas.microsoft.com/office/2006/metadata/properties"/>
+    <ds:schemaRef ds:uri="http://schemas.microsoft.com/office/infopath/2007/PartnerControls"/>
+    <ds:schemaRef ds:uri="bc915e00-0b1e-4a50-aa8b-ff84cc0d241c"/>
+  </ds:schemaRefs>
+</ds:datastoreItem>
 </file>
 
-<file path=customXml/item3.xml><?xml version="1.0" encoding="utf-8"?>
-<?mso-contentType ?>
-<FormTemplates xmlns="http://schemas.microsoft.com/sharepoint/v3/contenttype/forms">
-  <Display>DocumentLibraryForm</Display>
-  <Edit>DocumentLibraryForm</Edit>
-  <New>DocumentLibraryForm</New>
-</FormTemplates>
+<file path=customXml/itemProps2.xml><?xml version="1.0" encoding="utf-8"?>
+<ds:datastoreItem xmlns:ds="http://schemas.openxmlformats.org/officeDocument/2006/customXml" ds:itemID="{25707264-6C2B-4669-B6B5-F786065AF753}">
+  <ds:schemaRefs>
+    <ds:schemaRef ds:uri="http://schemas.microsoft.com/sharepoint/v3/contenttype/forms"/>
+  </ds:schemaRefs>
+</ds:datastoreItem>
 </file>
 
-<file path=customXml/itemProps1.xml><?xml version="1.0" encoding="utf-8"?>
+<file path=customXml/itemProps3.xml><?xml version="1.0" encoding="utf-8"?>
 <ds:datastoreItem xmlns:ds="http://schemas.openxmlformats.org/officeDocument/2006/customXml" ds:itemID="{F5821D6B-A154-45F2-8E1E-6C7B0D3B0B89}">
   <ds:schemaRefs>
     <ds:schemaRef ds:uri="http://schemas.microsoft.com/office/2006/metadata/contentType"/>
@@ -2065,22 +2302,4 @@
     <ds:schemaRef ds:uri="http://schemas.microsoft.com/internal/obd"/>
   </ds:schemaRefs>
 </ds:datastoreItem>
-</file>
-
-<file path=customXml/itemProps2.xml><?xml version="1.0" encoding="utf-8"?>
-<ds:datastoreItem xmlns:ds="http://schemas.openxmlformats.org/officeDocument/2006/customXml" ds:itemID="{63145C7B-277E-439F-B868-7C4C479963D8}">
-  <ds:schemaRefs>
-    <ds:schemaRef ds:uri="http://schemas.microsoft.com/office/2006/metadata/properties"/>
-    <ds:schemaRef ds:uri="http://schemas.microsoft.com/office/infopath/2007/PartnerControls"/>
-    <ds:schemaRef ds:uri="bc915e00-0b1e-4a50-aa8b-ff84cc0d241c"/>
-  </ds:schemaRefs>
-</ds:datastoreItem>
-</file>
-
-<file path=customXml/itemProps3.xml><?xml version="1.0" encoding="utf-8"?>
-<ds:datastoreItem xmlns:ds="http://schemas.openxmlformats.org/officeDocument/2006/customXml" ds:itemID="{25707264-6C2B-4669-B6B5-F786065AF753}">
-  <ds:schemaRefs>
-    <ds:schemaRef ds:uri="http://schemas.microsoft.com/sharepoint/v3/contenttype/forms"/>
-  </ds:schemaRefs>
-</ds:datastoreItem>
 </file>